--- a/Arquitectura de Sistemas Computacionales/Clases/Clase 10 - Costos y sostenibilidad cloud/Actividad autónoma Clase 10 — Costos CloudLite.docx
+++ b/Arquitectura de Sistemas Computacionales/Clases/Clase 10 - Costos y sostenibilidad cloud/Actividad autónoma Clase 10 — Costos CloudLite.docx
@@ -236,7 +236,7 @@
           <w:color w:val="2B2B2B"/>
           <w:sz w:val="22"/>
         </w:rPr>
-        <w:t>Google Docs</w:t>
+        <w:t>Navegador · editor de texto del curso</w:t>
       </w:r>
     </w:p>
     <w:p>
@@ -327,7 +327,7 @@
           <w:color w:val="2B2B2B"/>
           <w:sz w:val="22"/>
         </w:rPr>
-        <w:t>Paso 4: ate al menos una de las tres acciones a un driver de costo de la pregunta 11 y suba la actividad completa del Corte 2 a ExamLab antes del domingo 23:59. Es una clase autonoma: no hay encuentro sincrono, y las dudas van por el foro.</w:t>
+        <w:t>Paso 4: ate al menos una de las tres acciones a un driver de costo de la pregunta 11 y suba la actividad completa del Corte 2 a la plataforma del curso antes del domingo 23:59. Es una clase autonoma: no hay encuentro sincrono, y las dudas van por el foro.</w:t>
       </w:r>
     </w:p>
     <w:p>
@@ -477,7 +477,7 @@
           <w:color w:val="2B2B2B"/>
           <w:sz w:val="22"/>
         </w:rPr>
-        <w:t>Entrega en ExamLab (https://uniaj.examlab.workers.dev/ · módulo Talleres). Las preguntas de hoy son parte de UNA sola actividad, compartida con las Clases 6, 7 y 8: se guarda el avance de hoy y la actividad se entrega completa el domingo 23:59 de la semana de la Clase 10. No hay entrega este domingo. Modalidad de trabajo: individual por defecto; el docente puede autorizar equipos de 2 o 3 y en ese caso el artefacto puede ser compartido, pero el envío en ExamLab es siempre individual (responde con tus propias palabras).</w:t>
+        <w:t>Entrega en la plataforma del curso (la plataforma del curso · módulo Talleres). Las preguntas de hoy son parte de UNA sola actividad, compartida con las Clases 6, 7 y 8: se guarda el avance de hoy y la actividad se entrega completa el domingo 23:59 de la semana de la Clase 10. No hay entrega este domingo. Modalidad de trabajo: individual por defecto; el docente puede autorizar equipos de 2 o 3 y en ese caso el artefacto puede ser compartido, pero el envío en la plataforma del curso es siempre individual (responde con tus propias palabras).</w:t>
       </w:r>
     </w:p>
     <w:p>
@@ -492,7 +492,7 @@
           <w:color w:val="095292"/>
           <w:sz w:val="24"/>
         </w:rPr>
-        <w:t>10. Qué vas a resolver en ExamLab</w:t>
+        <w:t>10. Qué vas a resolver en la plataforma del curso</w:t>
       </w:r>
     </w:p>
     <w:p>
@@ -522,7 +522,7 @@
           <w:color w:val="2B2B2B"/>
           <w:sz w:val="22"/>
         </w:rPr>
-        <w:t>El taller se resuelve y se entrega en ExamLab (https://uniaj.examlab.workers.dev/), en el modulo Talleres. Son 2 preguntas y suman 25 puntos. Lo que sigue es lo que vas a encontrar en cada una, para que sepas de antemano en que forma se responde:</w:t>
+        <w:t>El taller se resuelve y se entrega en la plataforma del curso, en el modulo Talleres. Son 2 preguntas y suman 25 puntos. Lo que sigue es lo que vas a encontrar en cada una, para que sepas de antemano en que forma se responde:</w:t>
       </w:r>
     </w:p>
     <w:p>
@@ -607,7 +607,7 @@
           <w:color w:val="2B2B2B"/>
           <w:sz w:val="22"/>
         </w:rPr>
-        <w:t>Cada pregunta trae su propio enunciado completo dentro de la plataforma: puedes resolver el taller leyendo solo ExamLab. Este documento sirve para prepararte y conservar tus respuestas. La actividad es individual; si el docente autoriza trabajo en equipo, la entrega en ExamLab sigue siendo individual.</w:t>
+        <w:t>Cada pregunta trae su propio enunciado completo dentro de la plataforma: puedes resolver el taller leyendo solo la plataforma del curso. Este documento sirve para prepararte y conservar tus respuestas. La actividad es individual; si el docente autoriza trabajo en equipo, la entrega en la plataforma del curso sigue siendo individual.</w:t>
       </w:r>
     </w:p>
     <w:sectPr>

--- a/Arquitectura de Sistemas Computacionales/Clases/Clase 10 - Costos y sostenibilidad cloud/Actividad autónoma Clase 10 — Costos CloudLite.docx
+++ b/Arquitectura de Sistemas Computacionales/Clases/Clase 10 - Costos y sostenibilidad cloud/Actividad autónoma Clase 10 — Costos CloudLite.docx
@@ -282,7 +282,7 @@
           <w:color w:val="2B2B2B"/>
           <w:sz w:val="22"/>
         </w:rPr>
-        <w:t>Paso 1: construya en la pregunta 11 la tabla de costos con una fila por cada componente de su despliegue y las columnas componente, driver, nivel B/M/A y apalancamiento; verifique que cada driver sea una variable contable (horas encendidas, GB de salida, GB almacenados, minutos de CI) y no «el uso».</w:t>
+        <w:t>Paso 1: construya en la pregunta 11 la tabla de costos con una fila por cada componente de su despliegue y las columnas componente, driver, nivel B/M/A y medida de ahorro; verifique que cada driver sea una variable contable (horas encendidas, GB de salida, GB almacenados, minutos de CI) y no «el uso».</w:t>
       </w:r>
     </w:p>
     <w:p>
